--- a/tillsyn/A 60181-2018 tillsynsbegäran.docx
+++ b/tillsyn/A 60181-2018 tillsynsbegäran.docx
@@ -12,7 +12,7 @@
     </w:p>
     <w:p>
       <w:r>
-        <w:t>Detta dokument behandlar höga naturvärden i avverkningsamälan A 60181-2018 i Sundsvalls kommun. Denna avverkningsanmälan inkom 2018-11-08 och omfattar 7,7 ha.</w:t>
+        <w:t>Detta dokument behandlar höga naturvärden i avverkningsanmälan A 60181-2018 i Sundsvalls kommun. Denna avverkningsanmälan inkom 2018-11-08 och omfattar 7,7 ha.</w:t>
       </w:r>
     </w:p>
     <w:p>
@@ -382,7 +382,7 @@
     <w:r>
       <w:tab/>
       <w:tab/>
-      <w:t>2023-11-28</w:t>
+      <w:t>2023-11-29</w:t>
       <w:br/>
       <w:br/>
     </w:r>

--- a/tillsyn/A 60181-2018 tillsynsbegäran.docx
+++ b/tillsyn/A 60181-2018 tillsynsbegäran.docx
@@ -382,7 +382,7 @@
     <w:r>
       <w:tab/>
       <w:tab/>
-      <w:t>2023-11-29</w:t>
+      <w:t>2023-11-30</w:t>
       <w:br/>
       <w:br/>
     </w:r>

--- a/tillsyn/A 60181-2018 tillsynsbegäran.docx
+++ b/tillsyn/A 60181-2018 tillsynsbegäran.docx
@@ -382,7 +382,7 @@
     <w:r>
       <w:tab/>
       <w:tab/>
-      <w:t>2023-11-30</w:t>
+      <w:t>2023-12-01</w:t>
       <w:br/>
       <w:br/>
     </w:r>

--- a/tillsyn/A 60181-2018 tillsynsbegäran.docx
+++ b/tillsyn/A 60181-2018 tillsynsbegäran.docx
@@ -382,7 +382,7 @@
     <w:r>
       <w:tab/>
       <w:tab/>
-      <w:t>2023-12-01</w:t>
+      <w:t>2023-12-02</w:t>
       <w:br/>
       <w:br/>
     </w:r>

--- a/tillsyn/A 60181-2018 tillsynsbegäran.docx
+++ b/tillsyn/A 60181-2018 tillsynsbegäran.docx
@@ -382,7 +382,7 @@
     <w:r>
       <w:tab/>
       <w:tab/>
-      <w:t>2023-12-02</w:t>
+      <w:t>2023-12-03</w:t>
       <w:br/>
       <w:br/>
     </w:r>

--- a/tillsyn/A 60181-2018 tillsynsbegäran.docx
+++ b/tillsyn/A 60181-2018 tillsynsbegäran.docx
@@ -382,7 +382,7 @@
     <w:r>
       <w:tab/>
       <w:tab/>
-      <w:t>2023-12-03</w:t>
+      <w:t>2023-12-04</w:t>
       <w:br/>
       <w:br/>
     </w:r>

--- a/tillsyn/A 60181-2018 tillsynsbegäran.docx
+++ b/tillsyn/A 60181-2018 tillsynsbegäran.docx
@@ -382,7 +382,7 @@
     <w:r>
       <w:tab/>
       <w:tab/>
-      <w:t>2023-12-04</w:t>
+      <w:t>2023-12-05</w:t>
       <w:br/>
       <w:br/>
     </w:r>

--- a/tillsyn/A 60181-2018 tillsynsbegäran.docx
+++ b/tillsyn/A 60181-2018 tillsynsbegäran.docx
@@ -382,7 +382,7 @@
     <w:r>
       <w:tab/>
       <w:tab/>
-      <w:t>2023-12-05</w:t>
+      <w:t>2023-12-06</w:t>
       <w:br/>
       <w:br/>
     </w:r>

--- a/tillsyn/A 60181-2018 tillsynsbegäran.docx
+++ b/tillsyn/A 60181-2018 tillsynsbegäran.docx
@@ -382,7 +382,7 @@
     <w:r>
       <w:tab/>
       <w:tab/>
-      <w:t>2023-12-06</w:t>
+      <w:t>2023-12-07</w:t>
       <w:br/>
       <w:br/>
     </w:r>

--- a/tillsyn/A 60181-2018 tillsynsbegäran.docx
+++ b/tillsyn/A 60181-2018 tillsynsbegäran.docx
@@ -382,7 +382,7 @@
     <w:r>
       <w:tab/>
       <w:tab/>
-      <w:t>2023-12-07</w:t>
+      <w:t>2023-12-08</w:t>
       <w:br/>
       <w:br/>
     </w:r>

--- a/tillsyn/A 60181-2018 tillsynsbegäran.docx
+++ b/tillsyn/A 60181-2018 tillsynsbegäran.docx
@@ -382,7 +382,7 @@
     <w:r>
       <w:tab/>
       <w:tab/>
-      <w:t>2023-12-08</w:t>
+      <w:t>2023-12-09</w:t>
       <w:br/>
       <w:br/>
     </w:r>

--- a/tillsyn/A 60181-2018 tillsynsbegäran.docx
+++ b/tillsyn/A 60181-2018 tillsynsbegäran.docx
@@ -382,7 +382,7 @@
     <w:r>
       <w:tab/>
       <w:tab/>
-      <w:t>2023-12-09</w:t>
+      <w:t>2023-12-10</w:t>
       <w:br/>
       <w:br/>
     </w:r>

--- a/tillsyn/A 60181-2018 tillsynsbegäran.docx
+++ b/tillsyn/A 60181-2018 tillsynsbegäran.docx
@@ -382,7 +382,7 @@
     <w:r>
       <w:tab/>
       <w:tab/>
-      <w:t>2023-12-10</w:t>
+      <w:t>2023-12-11</w:t>
       <w:br/>
       <w:br/>
     </w:r>

--- a/tillsyn/A 60181-2018 tillsynsbegäran.docx
+++ b/tillsyn/A 60181-2018 tillsynsbegäran.docx
@@ -382,7 +382,7 @@
     <w:r>
       <w:tab/>
       <w:tab/>
-      <w:t>2023-12-11</w:t>
+      <w:t>2023-12-12</w:t>
       <w:br/>
       <w:br/>
     </w:r>

--- a/tillsyn/A 60181-2018 tillsynsbegäran.docx
+++ b/tillsyn/A 60181-2018 tillsynsbegäran.docx
@@ -382,7 +382,7 @@
     <w:r>
       <w:tab/>
       <w:tab/>
-      <w:t>2023-12-12</w:t>
+      <w:t>2023-12-13</w:t>
       <w:br/>
       <w:br/>
     </w:r>

--- a/tillsyn/A 60181-2018 tillsynsbegäran.docx
+++ b/tillsyn/A 60181-2018 tillsynsbegäran.docx
@@ -382,7 +382,7 @@
     <w:r>
       <w:tab/>
       <w:tab/>
-      <w:t>2023-12-13</w:t>
+      <w:t>2023-12-14</w:t>
       <w:br/>
       <w:br/>
     </w:r>

--- a/tillsyn/A 60181-2018 tillsynsbegäran.docx
+++ b/tillsyn/A 60181-2018 tillsynsbegäran.docx
@@ -382,7 +382,7 @@
     <w:r>
       <w:tab/>
       <w:tab/>
-      <w:t>2023-12-14</w:t>
+      <w:t>2023-12-15</w:t>
       <w:br/>
       <w:br/>
     </w:r>

--- a/tillsyn/A 60181-2018 tillsynsbegäran.docx
+++ b/tillsyn/A 60181-2018 tillsynsbegäran.docx
@@ -382,7 +382,7 @@
     <w:r>
       <w:tab/>
       <w:tab/>
-      <w:t>2023-12-15</w:t>
+      <w:t>2023-12-16</w:t>
       <w:br/>
       <w:br/>
     </w:r>

--- a/tillsyn/A 60181-2018 tillsynsbegäran.docx
+++ b/tillsyn/A 60181-2018 tillsynsbegäran.docx
@@ -382,7 +382,7 @@
     <w:r>
       <w:tab/>
       <w:tab/>
-      <w:t>2023-12-16</w:t>
+      <w:t>2023-12-17</w:t>
       <w:br/>
       <w:br/>
     </w:r>

--- a/tillsyn/A 60181-2018 tillsynsbegäran.docx
+++ b/tillsyn/A 60181-2018 tillsynsbegäran.docx
@@ -382,7 +382,7 @@
     <w:r>
       <w:tab/>
       <w:tab/>
-      <w:t>2023-12-17</w:t>
+      <w:t>2023-12-19</w:t>
       <w:br/>
       <w:br/>
     </w:r>

--- a/tillsyn/A 60181-2018 tillsynsbegäran.docx
+++ b/tillsyn/A 60181-2018 tillsynsbegäran.docx
@@ -382,7 +382,7 @@
     <w:r>
       <w:tab/>
       <w:tab/>
-      <w:t>2023-12-19</w:t>
+      <w:t>2023-12-20</w:t>
       <w:br/>
       <w:br/>
     </w:r>

--- a/tillsyn/A 60181-2018 tillsynsbegäran.docx
+++ b/tillsyn/A 60181-2018 tillsynsbegäran.docx
@@ -382,7 +382,7 @@
     <w:r>
       <w:tab/>
       <w:tab/>
-      <w:t>2023-12-20</w:t>
+      <w:t>2023-12-21</w:t>
       <w:br/>
       <w:br/>
     </w:r>

--- a/tillsyn/A 60181-2018 tillsynsbegäran.docx
+++ b/tillsyn/A 60181-2018 tillsynsbegäran.docx
@@ -382,7 +382,7 @@
     <w:r>
       <w:tab/>
       <w:tab/>
-      <w:t>2023-12-21</w:t>
+      <w:t>2023-12-22</w:t>
       <w:br/>
       <w:br/>
     </w:r>

--- a/tillsyn/A 60181-2018 tillsynsbegäran.docx
+++ b/tillsyn/A 60181-2018 tillsynsbegäran.docx
@@ -382,7 +382,7 @@
     <w:r>
       <w:tab/>
       <w:tab/>
-      <w:t>2023-12-22</w:t>
+      <w:t>2023-12-23</w:t>
       <w:br/>
       <w:br/>
     </w:r>

--- a/tillsyn/A 60181-2018 tillsynsbegäran.docx
+++ b/tillsyn/A 60181-2018 tillsynsbegäran.docx
@@ -382,7 +382,7 @@
     <w:r>
       <w:tab/>
       <w:tab/>
-      <w:t>2023-12-23</w:t>
+      <w:t>2023-12-27</w:t>
       <w:br/>
       <w:br/>
     </w:r>

--- a/tillsyn/A 60181-2018 tillsynsbegäran.docx
+++ b/tillsyn/A 60181-2018 tillsynsbegäran.docx
@@ -382,7 +382,7 @@
     <w:r>
       <w:tab/>
       <w:tab/>
-      <w:t>2023-12-27</w:t>
+      <w:t>2023-12-30</w:t>
       <w:br/>
       <w:br/>
     </w:r>

--- a/tillsyn/A 60181-2018 tillsynsbegäran.docx
+++ b/tillsyn/A 60181-2018 tillsynsbegäran.docx
@@ -382,7 +382,7 @@
     <w:r>
       <w:tab/>
       <w:tab/>
-      <w:t>2023-12-30</w:t>
+      <w:t>2023-12-31</w:t>
       <w:br/>
       <w:br/>
     </w:r>

--- a/tillsyn/A 60181-2018 tillsynsbegäran.docx
+++ b/tillsyn/A 60181-2018 tillsynsbegäran.docx
@@ -382,7 +382,7 @@
     <w:r>
       <w:tab/>
       <w:tab/>
-      <w:t>2023-12-31</w:t>
+      <w:t>2024-01-01</w:t>
       <w:br/>
       <w:br/>
     </w:r>

--- a/tillsyn/A 60181-2018 tillsynsbegäran.docx
+++ b/tillsyn/A 60181-2018 tillsynsbegäran.docx
@@ -382,7 +382,7 @@
     <w:r>
       <w:tab/>
       <w:tab/>
-      <w:t>2024-01-01</w:t>
+      <w:t>2024-01-02</w:t>
       <w:br/>
       <w:br/>
     </w:r>

--- a/tillsyn/A 60181-2018 tillsynsbegäran.docx
+++ b/tillsyn/A 60181-2018 tillsynsbegäran.docx
@@ -382,7 +382,7 @@
     <w:r>
       <w:tab/>
       <w:tab/>
-      <w:t>2024-01-02</w:t>
+      <w:t>2024-01-03</w:t>
       <w:br/>
       <w:br/>
     </w:r>

--- a/tillsyn/A 60181-2018 tillsynsbegäran.docx
+++ b/tillsyn/A 60181-2018 tillsynsbegäran.docx
@@ -382,7 +382,7 @@
     <w:r>
       <w:tab/>
       <w:tab/>
-      <w:t>2024-02-15</w:t>
+      <w:t>2024-02-16</w:t>
       <w:br/>
       <w:br/>
     </w:r>

--- a/tillsyn/A 60181-2018 tillsynsbegäran.docx
+++ b/tillsyn/A 60181-2018 tillsynsbegäran.docx
@@ -382,7 +382,7 @@
     <w:r>
       <w:tab/>
       <w:tab/>
-      <w:t>2024-02-16</w:t>
+      <w:t>2024-02-19</w:t>
       <w:br/>
       <w:br/>
     </w:r>

--- a/tillsyn/A 60181-2018 tillsynsbegäran.docx
+++ b/tillsyn/A 60181-2018 tillsynsbegäran.docx
@@ -382,7 +382,7 @@
     <w:r>
       <w:tab/>
       <w:tab/>
-      <w:t>2024-02-19</w:t>
+      <w:t>2024-02-21</w:t>
       <w:br/>
       <w:br/>
     </w:r>

--- a/tillsyn/A 60181-2018 tillsynsbegäran.docx
+++ b/tillsyn/A 60181-2018 tillsynsbegäran.docx
@@ -382,7 +382,7 @@
     <w:r>
       <w:tab/>
       <w:tab/>
-      <w:t>2024-02-21</w:t>
+      <w:t>2024-02-22</w:t>
       <w:br/>
       <w:br/>
     </w:r>

--- a/tillsyn/A 60181-2018 tillsynsbegäran.docx
+++ b/tillsyn/A 60181-2018 tillsynsbegäran.docx
@@ -382,7 +382,7 @@
     <w:r>
       <w:tab/>
       <w:tab/>
-      <w:t>2024-02-22</w:t>
+      <w:t>2024-02-23</w:t>
       <w:br/>
       <w:br/>
     </w:r>

--- a/tillsyn/A 60181-2018 tillsynsbegäran.docx
+++ b/tillsyn/A 60181-2018 tillsynsbegäran.docx
@@ -102,13 +102,9 @@
       <w:r>
         <w:t>Följande fridlysta arter har sina livsmiljöer och växtplatser i den avverkningsanmälda skogen: talltita (NT, §4).</w:t>
       </w:r>
-      <w:r>
-        <w:t xml:space="preserve"> I BILAGA 1 finns information om ekologi samt krav på livsmiljö hos fridlysta arter.</w:t>
-      </w:r>
     </w:p>
     <w:p>
       <w:r>
-        <w:br/>
         <w:t xml:space="preserve">Observera att medlemsländerna är skyldiga att agera i enlighet med EU:s fågeldirektiv där det uttryckligen står att direktivet gäller för fåglar samt för deras ägg, bon och </w:t>
       </w:r>
       <w:r>
@@ -119,6 +115,22 @@
       </w:r>
       <w:r>
         <w:t>(artikel 1). Vidare att de åtgärder som vidtas inte får leda till en försämring av den nuvarande situationen beträffande bevarandet av de fågelarter som avses i artikel 1 (artikel 13). Fågeldirektivet är styrande för tillsynsansvariga myndigheters ärendehantering, ställningstaganden och beslutsfattande.</w:t>
+      </w:r>
+    </w:p>
+    <w:p>
+      <w:r>
+        <w:rPr>
+          <w:b/>
+        </w:rPr>
+        <w:t>Talltita (NT, §4)</w:t>
+      </w:r>
+      <w:r>
+        <w:t>, rödlistad som nära hotad och prioriterad art i Skogsvårdslagen har häckningsrevir i anmälan.  Arten har minskat kraftigt de senaste 30 åren och minskningstakten innevarande 10-årsperiod beräknas till 20 (10-30) %. Talltitan är synnerligen trogen sitt cirka 15 hektar stora revir och är beroende av flerskiktade olikåldriga skogar för att kunna föda upp sina ungar. Talltitan försvinner om dess livsmiljö kalavverkas (Eggers &amp; Low (2014); Ekman (1979); Griesser et al (2007); Klein (2020); Siffczyk et al (2003); SLU Artdatabanken (2021).</w:t>
+      </w:r>
+    </w:p>
+    <w:p>
+      <w:r>
+        <w:t>I BILAGA 1 finns mer detaljerad information om ekologi samt krav på livsmiljö hos fridlysta arter.</w:t>
       </w:r>
     </w:p>
     <w:p>
@@ -382,7 +394,7 @@
     <w:r>
       <w:tab/>
       <w:tab/>
-      <w:t>2024-02-23</w:t>
+      <w:t>2024-02-24</w:t>
       <w:br/>
       <w:br/>
     </w:r>

--- a/tillsyn/A 60181-2018 tillsynsbegäran.docx
+++ b/tillsyn/A 60181-2018 tillsynsbegäran.docx
@@ -394,7 +394,7 @@
     <w:r>
       <w:tab/>
       <w:tab/>
-      <w:t>2024-02-24</w:t>
+      <w:t>2024-02-25</w:t>
       <w:br/>
       <w:br/>
     </w:r>

--- a/tillsyn/A 60181-2018 tillsynsbegäran.docx
+++ b/tillsyn/A 60181-2018 tillsynsbegäran.docx
@@ -40,7 +40,7 @@
     </w:p>
     <w:p>
       <w:r>
-        <w:t>De påträffade naturvårdsarterna är ett tydligt kvitto på att detta rör sig om en skog med mycket höga naturvärden. I Figur 1 visas en karta över det avverkningsanmälda området, där samtliga fyndplatser för naturvårdsarter som finns registrerade på Artportalen har markerats.</w:t>
+        <w:t>De påträffade naturvårdsarterna är ett tydligt kvitto på att detta rör sig om en skog med höga naturvärden. I Figur 1 visas en karta över det avverkningsanmälda området, där samtliga fyndplatser för naturvårdsarter som finns registrerade på Artportalen har markerats.</w:t>
       </w:r>
     </w:p>
     <w:p>
@@ -394,7 +394,7 @@
     <w:r>
       <w:tab/>
       <w:tab/>
-      <w:t>2024-02-25</w:t>
+      <w:t>2024-02-26</w:t>
       <w:br/>
       <w:br/>
     </w:r>

--- a/tillsyn/A 60181-2018 tillsynsbegäran.docx
+++ b/tillsyn/A 60181-2018 tillsynsbegäran.docx
@@ -394,7 +394,7 @@
     <w:r>
       <w:tab/>
       <w:tab/>
-      <w:t>2024-02-26</w:t>
+      <w:t>2024-02-27</w:t>
       <w:br/>
       <w:br/>
     </w:r>

--- a/tillsyn/A 60181-2018 tillsynsbegäran.docx
+++ b/tillsyn/A 60181-2018 tillsynsbegäran.docx
@@ -394,7 +394,7 @@
     <w:r>
       <w:tab/>
       <w:tab/>
-      <w:t>2024-02-27</w:t>
+      <w:t>2024-02-28</w:t>
       <w:br/>
       <w:br/>
     </w:r>

--- a/tillsyn/A 60181-2018 tillsynsbegäran.docx
+++ b/tillsyn/A 60181-2018 tillsynsbegäran.docx
@@ -394,7 +394,7 @@
     <w:r>
       <w:tab/>
       <w:tab/>
-      <w:t>2024-02-28</w:t>
+      <w:t>2024-02-29</w:t>
       <w:br/>
       <w:br/>
     </w:r>

--- a/tillsyn/A 60181-2018 tillsynsbegäran.docx
+++ b/tillsyn/A 60181-2018 tillsynsbegäran.docx
@@ -394,7 +394,7 @@
     <w:r>
       <w:tab/>
       <w:tab/>
-      <w:t>2024-02-29</w:t>
+      <w:t>2024-03-01</w:t>
       <w:br/>
       <w:br/>
     </w:r>

--- a/tillsyn/A 60181-2018 tillsynsbegäran.docx
+++ b/tillsyn/A 60181-2018 tillsynsbegäran.docx
@@ -394,7 +394,7 @@
     <w:r>
       <w:tab/>
       <w:tab/>
-      <w:t>2024-03-01</w:t>
+      <w:t>2024-03-02</w:t>
       <w:br/>
       <w:br/>
     </w:r>

--- a/tillsyn/A 60181-2018 tillsynsbegäran.docx
+++ b/tillsyn/A 60181-2018 tillsynsbegäran.docx
@@ -394,7 +394,7 @@
     <w:r>
       <w:tab/>
       <w:tab/>
-      <w:t>2024-03-02</w:t>
+      <w:t>2024-03-03</w:t>
       <w:br/>
       <w:br/>
     </w:r>

--- a/tillsyn/A 60181-2018 tillsynsbegäran.docx
+++ b/tillsyn/A 60181-2018 tillsynsbegäran.docx
@@ -394,7 +394,7 @@
     <w:r>
       <w:tab/>
       <w:tab/>
-      <w:t>2024-03-03</w:t>
+      <w:t>2024-03-04</w:t>
       <w:br/>
       <w:br/>
     </w:r>

--- a/tillsyn/A 60181-2018 tillsynsbegäran.docx
+++ b/tillsyn/A 60181-2018 tillsynsbegäran.docx
@@ -394,7 +394,7 @@
     <w:r>
       <w:tab/>
       <w:tab/>
-      <w:t>2024-03-04</w:t>
+      <w:t>2024-03-05</w:t>
       <w:br/>
       <w:br/>
     </w:r>

--- a/tillsyn/A 60181-2018 tillsynsbegäran.docx
+++ b/tillsyn/A 60181-2018 tillsynsbegäran.docx
@@ -394,7 +394,7 @@
     <w:r>
       <w:tab/>
       <w:tab/>
-      <w:t>2024-03-05</w:t>
+      <w:t>2024-03-06</w:t>
       <w:br/>
       <w:br/>
     </w:r>

--- a/tillsyn/A 60181-2018 tillsynsbegäran.docx
+++ b/tillsyn/A 60181-2018 tillsynsbegäran.docx
@@ -394,7 +394,7 @@
     <w:r>
       <w:tab/>
       <w:tab/>
-      <w:t>2024-03-06</w:t>
+      <w:t>2024-03-07</w:t>
       <w:br/>
       <w:br/>
     </w:r>

--- a/tillsyn/A 60181-2018 tillsynsbegäran.docx
+++ b/tillsyn/A 60181-2018 tillsynsbegäran.docx
@@ -394,7 +394,7 @@
     <w:r>
       <w:tab/>
       <w:tab/>
-      <w:t>2024-03-07</w:t>
+      <w:t>2024-03-08</w:t>
       <w:br/>
       <w:br/>
     </w:r>

--- a/tillsyn/A 60181-2018 tillsynsbegäran.docx
+++ b/tillsyn/A 60181-2018 tillsynsbegäran.docx
@@ -394,7 +394,7 @@
     <w:r>
       <w:tab/>
       <w:tab/>
-      <w:t>2024-03-08</w:t>
+      <w:t>2024-03-09</w:t>
       <w:br/>
       <w:br/>
     </w:r>

--- a/tillsyn/A 60181-2018 tillsynsbegäran.docx
+++ b/tillsyn/A 60181-2018 tillsynsbegäran.docx
@@ -394,7 +394,7 @@
     <w:r>
       <w:tab/>
       <w:tab/>
-      <w:t>2024-03-09</w:t>
+      <w:t>2024-03-10</w:t>
       <w:br/>
       <w:br/>
     </w:r>

--- a/tillsyn/A 60181-2018 tillsynsbegäran.docx
+++ b/tillsyn/A 60181-2018 tillsynsbegäran.docx
@@ -394,7 +394,7 @@
     <w:r>
       <w:tab/>
       <w:tab/>
-      <w:t>2024-03-10</w:t>
+      <w:t>2024-03-11</w:t>
       <w:br/>
       <w:br/>
     </w:r>

--- a/tillsyn/A 60181-2018 tillsynsbegäran.docx
+++ b/tillsyn/A 60181-2018 tillsynsbegäran.docx
@@ -394,7 +394,7 @@
     <w:r>
       <w:tab/>
       <w:tab/>
-      <w:t>2024-03-11</w:t>
+      <w:t>2024-03-12</w:t>
       <w:br/>
       <w:br/>
     </w:r>

--- a/tillsyn/A 60181-2018 tillsynsbegäran.docx
+++ b/tillsyn/A 60181-2018 tillsynsbegäran.docx
@@ -394,7 +394,7 @@
     <w:r>
       <w:tab/>
       <w:tab/>
-      <w:t>2024-03-12</w:t>
+      <w:t>2024-03-13</w:t>
       <w:br/>
       <w:br/>
     </w:r>
